--- a/extra_pages/Digital-Thesis-Copyright-and-Access-Form-2021-final.docx
+++ b/extra_pages/Digital-Thesis-Copyright-and-Access-Form-2021-final.docx
@@ -1,6 +1,6 @@
 
 <file path=word/document.xml><?xml version="1.0" encoding="utf-8"?>
-<w:document xmlns:wpc="http://schemas.microsoft.com/office/word/2010/wordprocessingCanvas" xmlns:cx="http://schemas.microsoft.com/office/drawing/2014/chartex" xmlns:cx1="http://schemas.microsoft.com/office/drawing/2015/9/8/chartex" xmlns:cx2="http://schemas.microsoft.com/office/drawing/2015/10/21/chartex" xmlns:cx3="http://schemas.microsoft.com/office/drawing/2016/5/9/chartex" xmlns:cx4="http://schemas.microsoft.com/office/drawing/2016/5/10/chartex" xmlns:cx5="http://schemas.microsoft.com/office/drawing/2016/5/11/chartex" xmlns:cx6="http://schemas.microsoft.com/office/drawing/2016/5/12/chartex" xmlns:cx7="http://schemas.microsoft.com/office/drawing/2016/5/13/chartex" xmlns:cx8="http://schemas.microsoft.com/office/drawing/2016/5/14/chartex" xmlns:mc="http://schemas.openxmlformats.org/markup-compatibility/2006" xmlns:aink="http://schemas.microsoft.com/office/drawing/2016/ink" xmlns:am3d="http://schemas.microsoft.com/office/drawing/2017/model3d" xmlns:o="urn:schemas-microsoft-com:office:office" xmlns:oel="http://schemas.microsoft.com/office/2019/extlst" xmlns:r="http://schemas.openxmlformats.org/officeDocument/2006/relationships" xmlns:m="http://schemas.openxmlformats.org/officeDocument/2006/math" xmlns:v="urn:schemas-microsoft-com:vml" xmlns:wp14="http://schemas.microsoft.com/office/word/2010/wordprocessingDrawing" xmlns:wp="http://schemas.openxmlformats.org/drawingml/2006/wordprocessingDrawing" xmlns:w10="urn:schemas-microsoft-com:office:word" xmlns:w="http://schemas.openxmlformats.org/wordprocessingml/2006/main" xmlns:w14="http://schemas.microsoft.com/office/word/2010/wordml" xmlns:w15="http://schemas.microsoft.com/office/word/2012/wordml" xmlns:w16cex="http://schemas.microsoft.com/office/word/2018/wordml/cex" xmlns:w16cid="http://schemas.microsoft.com/office/word/2016/wordml/cid" xmlns:w16="http://schemas.microsoft.com/office/word/2018/wordml" xmlns:w16sdtdh="http://schemas.microsoft.com/office/word/2020/wordml/sdtdatahash" xmlns:w16se="http://schemas.microsoft.com/office/word/2015/wordml/symex" xmlns:wpg="http://schemas.microsoft.com/office/word/2010/wordprocessingGroup" xmlns:wpi="http://schemas.microsoft.com/office/word/2010/wordprocessingInk" xmlns:wne="http://schemas.microsoft.com/office/word/2006/wordml" xmlns:wps="http://schemas.microsoft.com/office/word/2010/wordprocessingShape" mc:Ignorable="w14 w15 w16se w16cid w16 w16cex w16sdtdh wp14">
+<w:document xmlns:wpc="http://schemas.microsoft.com/office/word/2010/wordprocessingCanvas" xmlns:cx="http://schemas.microsoft.com/office/drawing/2014/chartex" xmlns:cx1="http://schemas.microsoft.com/office/drawing/2015/9/8/chartex" xmlns:cx2="http://schemas.microsoft.com/office/drawing/2015/10/21/chartex" xmlns:cx3="http://schemas.microsoft.com/office/drawing/2016/5/9/chartex" xmlns:cx4="http://schemas.microsoft.com/office/drawing/2016/5/10/chartex" xmlns:cx5="http://schemas.microsoft.com/office/drawing/2016/5/11/chartex" xmlns:cx6="http://schemas.microsoft.com/office/drawing/2016/5/12/chartex" xmlns:cx7="http://schemas.microsoft.com/office/drawing/2016/5/13/chartex" xmlns:cx8="http://schemas.microsoft.com/office/drawing/2016/5/14/chartex" xmlns:mc="http://schemas.openxmlformats.org/markup-compatibility/2006" xmlns:aink="http://schemas.microsoft.com/office/drawing/2016/ink" xmlns:am3d="http://schemas.microsoft.com/office/drawing/2017/model3d" xmlns:o="urn:schemas-microsoft-com:office:office" xmlns:oel="http://schemas.microsoft.com/office/2019/extlst" xmlns:r="http://schemas.openxmlformats.org/officeDocument/2006/relationships" xmlns:m="http://schemas.openxmlformats.org/officeDocument/2006/math" xmlns:v="urn:schemas-microsoft-com:vml" xmlns:wp14="http://schemas.microsoft.com/office/word/2010/wordprocessingDrawing" xmlns:wp="http://schemas.openxmlformats.org/drawingml/2006/wordprocessingDrawing" xmlns:w10="urn:schemas-microsoft-com:office:word" xmlns:w="http://schemas.openxmlformats.org/wordprocessingml/2006/main" xmlns:w14="http://schemas.microsoft.com/office/word/2010/wordml" xmlns:w15="http://schemas.microsoft.com/office/word/2012/wordml" xmlns:w16cex="http://schemas.microsoft.com/office/word/2018/wordml/cex" xmlns:w16cid="http://schemas.microsoft.com/office/word/2016/wordml/cid" xmlns:w16="http://schemas.microsoft.com/office/word/2018/wordml" xmlns:w16du="http://schemas.microsoft.com/office/word/2023/wordml/word16du" xmlns:w16sdtdh="http://schemas.microsoft.com/office/word/2020/wordml/sdtdatahash" xmlns:w16sdtfl="http://schemas.microsoft.com/office/word/2024/wordml/sdtformatlock" xmlns:w16se="http://schemas.microsoft.com/office/word/2015/wordml/symex" xmlns:wpg="http://schemas.microsoft.com/office/word/2010/wordprocessingGroup" xmlns:wpi="http://schemas.microsoft.com/office/word/2010/wordprocessingInk" xmlns:wne="http://schemas.microsoft.com/office/word/2006/wordml" xmlns:wps="http://schemas.microsoft.com/office/word/2010/wordprocessingShape" mc:Ignorable="w14 w15 w16se w16cid w16 w16cex w16sdtdh w16sdtfl w16du wp14">
   <w:body>
     <w:p>
       <w:pPr>
@@ -202,79 +202,12 @@
                 </w:placeholder>
               </w:sdtPr>
               <w:sdtContent>
-                <w:bookmarkStart w:id="0" w:name="Text1"/>
                 <w:r>
                   <w:rPr>
                     <w:rFonts w:cs="Arial"/>
                   </w:rPr>
-                  <w:fldChar w:fldCharType="begin">
-                    <w:ffData>
-                      <w:name w:val="Text1"/>
-                      <w:enabled/>
-                      <w:calcOnExit w:val="0"/>
-                      <w:textInput/>
-                    </w:ffData>
-                  </w:fldChar>
+                  <w:t>Phan</w:t>
                 </w:r>
-                <w:r>
-                  <w:rPr>
-                    <w:rFonts w:cs="Arial"/>
-                  </w:rPr>
-                  <w:instrText xml:space="preserve"> FORMTEXT </w:instrText>
-                </w:r>
-                <w:r>
-                  <w:rPr>
-                    <w:rFonts w:cs="Arial"/>
-                  </w:rPr>
-                </w:r>
-                <w:r>
-                  <w:rPr>
-                    <w:rFonts w:cs="Arial"/>
-                  </w:rPr>
-                  <w:fldChar w:fldCharType="separate"/>
-                </w:r>
-                <w:r>
-                  <w:rPr>
-                    <w:rFonts w:cs="Arial"/>
-                    <w:noProof/>
-                  </w:rPr>
-                  <w:t> </w:t>
-                </w:r>
-                <w:r>
-                  <w:rPr>
-                    <w:rFonts w:cs="Arial"/>
-                    <w:noProof/>
-                  </w:rPr>
-                  <w:t> </w:t>
-                </w:r>
-                <w:r>
-                  <w:rPr>
-                    <w:rFonts w:cs="Arial"/>
-                    <w:noProof/>
-                  </w:rPr>
-                  <w:t> </w:t>
-                </w:r>
-                <w:r>
-                  <w:rPr>
-                    <w:rFonts w:cs="Arial"/>
-                    <w:noProof/>
-                  </w:rPr>
-                  <w:t> </w:t>
-                </w:r>
-                <w:r>
-                  <w:rPr>
-                    <w:rFonts w:cs="Arial"/>
-                    <w:noProof/>
-                  </w:rPr>
-                  <w:t> </w:t>
-                </w:r>
-                <w:r>
-                  <w:rPr>
-                    <w:rFonts w:cs="Arial"/>
-                  </w:rPr>
-                  <w:fldChar w:fldCharType="end"/>
-                </w:r>
-                <w:bookmarkEnd w:id="0"/>
               </w:sdtContent>
             </w:sdt>
           </w:p>
@@ -308,86 +241,33 @@
                 </w:placeholder>
               </w:sdtPr>
               <w:sdtContent>
-                <w:bookmarkStart w:id="1" w:name="Text4"/>
                 <w:r>
                   <w:rPr>
                     <w:rFonts w:cs="Arial"/>
                   </w:rPr>
-                  <w:fldChar w:fldCharType="begin">
-                    <w:ffData>
-                      <w:name w:val="Text4"/>
-                      <w:enabled/>
-                      <w:calcOnExit w:val="0"/>
-                      <w:textInput/>
-                    </w:ffData>
-                  </w:fldChar>
+                  <w:t>Mr.</w:t>
                 </w:r>
-                <w:r>
-                  <w:rPr>
-                    <w:rFonts w:cs="Arial"/>
-                  </w:rPr>
-                  <w:instrText xml:space="preserve"> FORMTEXT </w:instrText>
-                </w:r>
-                <w:r>
-                  <w:rPr>
-                    <w:rFonts w:cs="Arial"/>
-                  </w:rPr>
-                </w:r>
-                <w:r>
-                  <w:rPr>
-                    <w:rFonts w:cs="Arial"/>
-                  </w:rPr>
-                  <w:fldChar w:fldCharType="separate"/>
-                </w:r>
-                <w:r>
-                  <w:rPr>
-                    <w:rFonts w:cs="Arial"/>
-                    <w:noProof/>
-                  </w:rPr>
-                  <w:t> </w:t>
-                </w:r>
-                <w:r>
-                  <w:rPr>
-                    <w:rFonts w:cs="Arial"/>
-                    <w:noProof/>
-                  </w:rPr>
-                  <w:t> </w:t>
-                </w:r>
-                <w:r>
-                  <w:rPr>
-                    <w:rFonts w:cs="Arial"/>
-                    <w:noProof/>
-                  </w:rPr>
-                  <w:t> </w:t>
-                </w:r>
-                <w:r>
-                  <w:rPr>
-                    <w:rFonts w:cs="Arial"/>
-                    <w:noProof/>
-                  </w:rPr>
-                  <w:t> </w:t>
-                </w:r>
-                <w:r>
-                  <w:rPr>
-                    <w:rFonts w:cs="Arial"/>
-                    <w:noProof/>
-                  </w:rPr>
-                  <w:t> </w:t>
-                </w:r>
-                <w:r>
-                  <w:rPr>
-                    <w:rFonts w:cs="Arial"/>
-                  </w:rPr>
-                  <w:fldChar w:fldCharType="end"/>
-                </w:r>
-                <w:bookmarkEnd w:id="1"/>
               </w:sdtContent>
             </w:sdt>
             <w:r>
               <w:rPr>
                 <w:rFonts w:cs="Arial"/>
               </w:rPr>
-              <w:t xml:space="preserve"> Preferred pronoun: </w:t>
+              <w:t xml:space="preserve"> </w:t>
+            </w:r>
+            <w:bookmarkStart w:id="0" w:name="OLE_LINK1"/>
+            <w:r>
+              <w:rPr>
+                <w:rFonts w:cs="Arial"/>
+              </w:rPr>
+              <w:t>Preferred pronoun</w:t>
+            </w:r>
+            <w:bookmarkEnd w:id="0"/>
+            <w:r>
+              <w:rPr>
+                <w:rFonts w:cs="Arial"/>
+              </w:rPr>
+              <w:t xml:space="preserve">: </w:t>
             </w:r>
             <w:sdt>
               <w:sdtPr>
@@ -400,79 +280,12 @@
                 </w:placeholder>
               </w:sdtPr>
               <w:sdtContent>
-                <w:bookmarkStart w:id="2" w:name="Text6"/>
                 <w:r>
                   <w:rPr>
                     <w:rFonts w:cs="Arial"/>
                   </w:rPr>
-                  <w:fldChar w:fldCharType="begin">
-                    <w:ffData>
-                      <w:name w:val="Text6"/>
-                      <w:enabled/>
-                      <w:calcOnExit w:val="0"/>
-                      <w:textInput/>
-                    </w:ffData>
-                  </w:fldChar>
+                  <w:t>He</w:t>
                 </w:r>
-                <w:r>
-                  <w:rPr>
-                    <w:rFonts w:cs="Arial"/>
-                  </w:rPr>
-                  <w:instrText xml:space="preserve"> FORMTEXT </w:instrText>
-                </w:r>
-                <w:r>
-                  <w:rPr>
-                    <w:rFonts w:cs="Arial"/>
-                  </w:rPr>
-                </w:r>
-                <w:r>
-                  <w:rPr>
-                    <w:rFonts w:cs="Arial"/>
-                  </w:rPr>
-                  <w:fldChar w:fldCharType="separate"/>
-                </w:r>
-                <w:r>
-                  <w:rPr>
-                    <w:rFonts w:cs="Arial"/>
-                    <w:noProof/>
-                  </w:rPr>
-                  <w:t> </w:t>
-                </w:r>
-                <w:r>
-                  <w:rPr>
-                    <w:rFonts w:cs="Arial"/>
-                    <w:noProof/>
-                  </w:rPr>
-                  <w:t> </w:t>
-                </w:r>
-                <w:r>
-                  <w:rPr>
-                    <w:rFonts w:cs="Arial"/>
-                    <w:noProof/>
-                  </w:rPr>
-                  <w:t> </w:t>
-                </w:r>
-                <w:r>
-                  <w:rPr>
-                    <w:rFonts w:cs="Arial"/>
-                    <w:noProof/>
-                  </w:rPr>
-                  <w:t> </w:t>
-                </w:r>
-                <w:r>
-                  <w:rPr>
-                    <w:rFonts w:cs="Arial"/>
-                    <w:noProof/>
-                  </w:rPr>
-                  <w:t> </w:t>
-                </w:r>
-                <w:r>
-                  <w:rPr>
-                    <w:rFonts w:cs="Arial"/>
-                  </w:rPr>
-                  <w:fldChar w:fldCharType="end"/>
-                </w:r>
-                <w:bookmarkEnd w:id="2"/>
               </w:sdtContent>
             </w:sdt>
           </w:p>
@@ -511,79 +324,24 @@
                 </w:placeholder>
               </w:sdtPr>
               <w:sdtContent>
-                <w:bookmarkStart w:id="3" w:name="Text2"/>
                 <w:r>
                   <w:rPr>
                     <w:rFonts w:cs="Arial"/>
                   </w:rPr>
-                  <w:fldChar w:fldCharType="begin">
-                    <w:ffData>
-                      <w:name w:val="Text2"/>
-                      <w:enabled/>
-                      <w:calcOnExit w:val="0"/>
-                      <w:textInput/>
-                    </w:ffData>
-                  </w:fldChar>
+                  <w:t>Trong</w:t>
                 </w:r>
                 <w:r>
                   <w:rPr>
                     <w:rFonts w:cs="Arial"/>
                   </w:rPr>
-                  <w:instrText xml:space="preserve"> FORMTEXT </w:instrText>
+                  <w:t xml:space="preserve"> </w:t>
                 </w:r>
                 <w:r>
                   <w:rPr>
                     <w:rFonts w:cs="Arial"/>
                   </w:rPr>
+                  <w:t>Dat</w:t>
                 </w:r>
-                <w:r>
-                  <w:rPr>
-                    <w:rFonts w:cs="Arial"/>
-                  </w:rPr>
-                  <w:fldChar w:fldCharType="separate"/>
-                </w:r>
-                <w:r>
-                  <w:rPr>
-                    <w:rFonts w:cs="Arial"/>
-                    <w:noProof/>
-                  </w:rPr>
-                  <w:t> </w:t>
-                </w:r>
-                <w:r>
-                  <w:rPr>
-                    <w:rFonts w:cs="Arial"/>
-                    <w:noProof/>
-                  </w:rPr>
-                  <w:t> </w:t>
-                </w:r>
-                <w:r>
-                  <w:rPr>
-                    <w:rFonts w:cs="Arial"/>
-                    <w:noProof/>
-                  </w:rPr>
-                  <w:t> </w:t>
-                </w:r>
-                <w:r>
-                  <w:rPr>
-                    <w:rFonts w:cs="Arial"/>
-                    <w:noProof/>
-                  </w:rPr>
-                  <w:t> </w:t>
-                </w:r>
-                <w:r>
-                  <w:rPr>
-                    <w:rFonts w:cs="Arial"/>
-                    <w:noProof/>
-                  </w:rPr>
-                  <w:t> </w:t>
-                </w:r>
-                <w:r>
-                  <w:rPr>
-                    <w:rFonts w:cs="Arial"/>
-                  </w:rPr>
-                  <w:fldChar w:fldCharType="end"/>
-                </w:r>
-                <w:bookmarkEnd w:id="3"/>
               </w:sdtContent>
             </w:sdt>
           </w:p>
@@ -641,89 +399,13 @@
                 </w:placeholder>
               </w:sdtPr>
               <w:sdtContent>
-                <w:bookmarkStart w:id="4" w:name="Text5"/>
                 <w:r>
                   <w:rPr>
                     <w:rFonts w:cs="Arial"/>
-                    <w:b/>
+                    <w:bCs/>
                   </w:rPr>
-                  <w:fldChar w:fldCharType="begin">
-                    <w:ffData>
-                      <w:name w:val="Text5"/>
-                      <w:enabled/>
-                      <w:calcOnExit w:val="0"/>
-                      <w:textInput/>
-                    </w:ffData>
-                  </w:fldChar>
+                  <w:t>221213133</w:t>
                 </w:r>
-                <w:r>
-                  <w:rPr>
-                    <w:rFonts w:cs="Arial"/>
-                    <w:b/>
-                  </w:rPr>
-                  <w:instrText xml:space="preserve"> FORMTEXT </w:instrText>
-                </w:r>
-                <w:r>
-                  <w:rPr>
-                    <w:rFonts w:cs="Arial"/>
-                    <w:b/>
-                  </w:rPr>
-                </w:r>
-                <w:r>
-                  <w:rPr>
-                    <w:rFonts w:cs="Arial"/>
-                    <w:b/>
-                  </w:rPr>
-                  <w:fldChar w:fldCharType="separate"/>
-                </w:r>
-                <w:r>
-                  <w:rPr>
-                    <w:rFonts w:cs="Arial"/>
-                    <w:b/>
-                    <w:noProof/>
-                  </w:rPr>
-                  <w:t> </w:t>
-                </w:r>
-                <w:r>
-                  <w:rPr>
-                    <w:rFonts w:cs="Arial"/>
-                    <w:b/>
-                    <w:noProof/>
-                  </w:rPr>
-                  <w:t> </w:t>
-                </w:r>
-                <w:r>
-                  <w:rPr>
-                    <w:rFonts w:cs="Arial"/>
-                    <w:b/>
-                    <w:noProof/>
-                  </w:rPr>
-                  <w:t> </w:t>
-                </w:r>
-                <w:r>
-                  <w:rPr>
-                    <w:rFonts w:cs="Arial"/>
-                    <w:b/>
-                    <w:noProof/>
-                  </w:rPr>
-                  <w:t> </w:t>
-                </w:r>
-                <w:r>
-                  <w:rPr>
-                    <w:rFonts w:cs="Arial"/>
-                    <w:b/>
-                    <w:noProof/>
-                  </w:rPr>
-                  <w:t> </w:t>
-                </w:r>
-                <w:r>
-                  <w:rPr>
-                    <w:rFonts w:cs="Arial"/>
-                    <w:b/>
-                  </w:rPr>
-                  <w:fldChar w:fldCharType="end"/>
-                </w:r>
-                <w:bookmarkEnd w:id="4"/>
               </w:sdtContent>
             </w:sdt>
           </w:p>
@@ -762,79 +444,26 @@
                 </w:placeholder>
               </w:sdtPr>
               <w:sdtContent>
-                <w:bookmarkStart w:id="5" w:name="Text3"/>
                 <w:r>
                   <w:rPr>
                     <w:rFonts w:cs="Arial"/>
                   </w:rPr>
-                  <w:fldChar w:fldCharType="begin">
-                    <w:ffData>
-                      <w:name w:val="Text3"/>
-                      <w:enabled/>
-                      <w:calcOnExit w:val="0"/>
-                      <w:textInput/>
-                    </w:ffData>
-                  </w:fldChar>
+                  <w:t xml:space="preserve">9 </w:t>
                 </w:r>
+                <w:proofErr w:type="spellStart"/>
                 <w:r>
                   <w:rPr>
                     <w:rFonts w:cs="Arial"/>
                   </w:rPr>
-                  <w:instrText xml:space="preserve"> FORMTEXT </w:instrText>
+                  <w:t>Glenara</w:t>
                 </w:r>
+                <w:proofErr w:type="spellEnd"/>
                 <w:r>
                   <w:rPr>
                     <w:rFonts w:cs="Arial"/>
                   </w:rPr>
+                  <w:t xml:space="preserve"> Ct, Belmont, VIC</w:t>
                 </w:r>
-                <w:r>
-                  <w:rPr>
-                    <w:rFonts w:cs="Arial"/>
-                  </w:rPr>
-                  <w:fldChar w:fldCharType="separate"/>
-                </w:r>
-                <w:r>
-                  <w:rPr>
-                    <w:rFonts w:cs="Arial"/>
-                    <w:noProof/>
-                  </w:rPr>
-                  <w:t> </w:t>
-                </w:r>
-                <w:r>
-                  <w:rPr>
-                    <w:rFonts w:cs="Arial"/>
-                    <w:noProof/>
-                  </w:rPr>
-                  <w:t> </w:t>
-                </w:r>
-                <w:r>
-                  <w:rPr>
-                    <w:rFonts w:cs="Arial"/>
-                    <w:noProof/>
-                  </w:rPr>
-                  <w:t> </w:t>
-                </w:r>
-                <w:r>
-                  <w:rPr>
-                    <w:rFonts w:cs="Arial"/>
-                    <w:noProof/>
-                  </w:rPr>
-                  <w:t> </w:t>
-                </w:r>
-                <w:r>
-                  <w:rPr>
-                    <w:rFonts w:cs="Arial"/>
-                    <w:noProof/>
-                  </w:rPr>
-                  <w:t> </w:t>
-                </w:r>
-                <w:r>
-                  <w:rPr>
-                    <w:rFonts w:cs="Arial"/>
-                  </w:rPr>
-                  <w:fldChar w:fldCharType="end"/>
-                </w:r>
-                <w:bookmarkEnd w:id="5"/>
               </w:sdtContent>
             </w:sdt>
           </w:p>
@@ -868,79 +497,12 @@
                 </w:placeholder>
               </w:sdtPr>
               <w:sdtContent>
-                <w:bookmarkStart w:id="6" w:name="Text9"/>
                 <w:r>
                   <w:rPr>
                     <w:rFonts w:cs="Arial"/>
                   </w:rPr>
-                  <w:fldChar w:fldCharType="begin">
-                    <w:ffData>
-                      <w:name w:val="Text9"/>
-                      <w:enabled/>
-                      <w:calcOnExit w:val="0"/>
-                      <w:textInput/>
-                    </w:ffData>
-                  </w:fldChar>
+                  <w:t>3216</w:t>
                 </w:r>
-                <w:r>
-                  <w:rPr>
-                    <w:rFonts w:cs="Arial"/>
-                  </w:rPr>
-                  <w:instrText xml:space="preserve"> FORMTEXT </w:instrText>
-                </w:r>
-                <w:r>
-                  <w:rPr>
-                    <w:rFonts w:cs="Arial"/>
-                  </w:rPr>
-                </w:r>
-                <w:r>
-                  <w:rPr>
-                    <w:rFonts w:cs="Arial"/>
-                  </w:rPr>
-                  <w:fldChar w:fldCharType="separate"/>
-                </w:r>
-                <w:r>
-                  <w:rPr>
-                    <w:rFonts w:cs="Arial"/>
-                    <w:noProof/>
-                  </w:rPr>
-                  <w:t> </w:t>
-                </w:r>
-                <w:r>
-                  <w:rPr>
-                    <w:rFonts w:cs="Arial"/>
-                    <w:noProof/>
-                  </w:rPr>
-                  <w:t> </w:t>
-                </w:r>
-                <w:r>
-                  <w:rPr>
-                    <w:rFonts w:cs="Arial"/>
-                    <w:noProof/>
-                  </w:rPr>
-                  <w:t> </w:t>
-                </w:r>
-                <w:r>
-                  <w:rPr>
-                    <w:rFonts w:cs="Arial"/>
-                    <w:noProof/>
-                  </w:rPr>
-                  <w:t> </w:t>
-                </w:r>
-                <w:r>
-                  <w:rPr>
-                    <w:rFonts w:cs="Arial"/>
-                    <w:noProof/>
-                  </w:rPr>
-                  <w:t> </w:t>
-                </w:r>
-                <w:r>
-                  <w:rPr>
-                    <w:rFonts w:cs="Arial"/>
-                  </w:rPr>
-                  <w:fldChar w:fldCharType="end"/>
-                </w:r>
-                <w:bookmarkEnd w:id="6"/>
               </w:sdtContent>
             </w:sdt>
           </w:p>
@@ -980,79 +542,12 @@
                 </w:placeholder>
               </w:sdtPr>
               <w:sdtContent>
-                <w:bookmarkStart w:id="7" w:name="Text10"/>
                 <w:r>
                   <w:rPr>
                     <w:rFonts w:cs="Arial"/>
                   </w:rPr>
-                  <w:fldChar w:fldCharType="begin">
-                    <w:ffData>
-                      <w:name w:val="Text10"/>
-                      <w:enabled/>
-                      <w:calcOnExit w:val="0"/>
-                      <w:textInput/>
-                    </w:ffData>
-                  </w:fldChar>
+                  <w:t>0404475041</w:t>
                 </w:r>
-                <w:r>
-                  <w:rPr>
-                    <w:rFonts w:cs="Arial"/>
-                  </w:rPr>
-                  <w:instrText xml:space="preserve"> FORMTEXT </w:instrText>
-                </w:r>
-                <w:r>
-                  <w:rPr>
-                    <w:rFonts w:cs="Arial"/>
-                  </w:rPr>
-                </w:r>
-                <w:r>
-                  <w:rPr>
-                    <w:rFonts w:cs="Arial"/>
-                  </w:rPr>
-                  <w:fldChar w:fldCharType="separate"/>
-                </w:r>
-                <w:r>
-                  <w:rPr>
-                    <w:rFonts w:cs="Arial"/>
-                    <w:noProof/>
-                  </w:rPr>
-                  <w:t> </w:t>
-                </w:r>
-                <w:r>
-                  <w:rPr>
-                    <w:rFonts w:cs="Arial"/>
-                    <w:noProof/>
-                  </w:rPr>
-                  <w:t> </w:t>
-                </w:r>
-                <w:r>
-                  <w:rPr>
-                    <w:rFonts w:cs="Arial"/>
-                    <w:noProof/>
-                  </w:rPr>
-                  <w:t> </w:t>
-                </w:r>
-                <w:r>
-                  <w:rPr>
-                    <w:rFonts w:cs="Arial"/>
-                    <w:noProof/>
-                  </w:rPr>
-                  <w:t> </w:t>
-                </w:r>
-                <w:r>
-                  <w:rPr>
-                    <w:rFonts w:cs="Arial"/>
-                    <w:noProof/>
-                  </w:rPr>
-                  <w:t> </w:t>
-                </w:r>
-                <w:r>
-                  <w:rPr>
-                    <w:rFonts w:cs="Arial"/>
-                  </w:rPr>
-                  <w:fldChar w:fldCharType="end"/>
-                </w:r>
-                <w:bookmarkEnd w:id="7"/>
               </w:sdtContent>
             </w:sdt>
           </w:p>
@@ -1098,79 +593,12 @@
                 </w:placeholder>
               </w:sdtPr>
               <w:sdtContent>
-                <w:bookmarkStart w:id="8" w:name="Text8"/>
                 <w:r>
                   <w:rPr>
                     <w:rFonts w:cs="Arial"/>
                   </w:rPr>
-                  <w:fldChar w:fldCharType="begin">
-                    <w:ffData>
-                      <w:name w:val="Text8"/>
-                      <w:enabled/>
-                      <w:calcOnExit w:val="0"/>
-                      <w:textInput/>
-                    </w:ffData>
-                  </w:fldChar>
+                  <w:t>phantrdat97@gmail.com</w:t>
                 </w:r>
-                <w:r>
-                  <w:rPr>
-                    <w:rFonts w:cs="Arial"/>
-                  </w:rPr>
-                  <w:instrText xml:space="preserve"> FORMTEXT </w:instrText>
-                </w:r>
-                <w:r>
-                  <w:rPr>
-                    <w:rFonts w:cs="Arial"/>
-                  </w:rPr>
-                </w:r>
-                <w:r>
-                  <w:rPr>
-                    <w:rFonts w:cs="Arial"/>
-                  </w:rPr>
-                  <w:fldChar w:fldCharType="separate"/>
-                </w:r>
-                <w:r>
-                  <w:rPr>
-                    <w:rFonts w:cs="Arial"/>
-                    <w:noProof/>
-                  </w:rPr>
-                  <w:t> </w:t>
-                </w:r>
-                <w:r>
-                  <w:rPr>
-                    <w:rFonts w:cs="Arial"/>
-                    <w:noProof/>
-                  </w:rPr>
-                  <w:t> </w:t>
-                </w:r>
-                <w:r>
-                  <w:rPr>
-                    <w:rFonts w:cs="Arial"/>
-                    <w:noProof/>
-                  </w:rPr>
-                  <w:t> </w:t>
-                </w:r>
-                <w:r>
-                  <w:rPr>
-                    <w:rFonts w:cs="Arial"/>
-                    <w:noProof/>
-                  </w:rPr>
-                  <w:t> </w:t>
-                </w:r>
-                <w:r>
-                  <w:rPr>
-                    <w:rFonts w:cs="Arial"/>
-                    <w:noProof/>
-                  </w:rPr>
-                  <w:t> </w:t>
-                </w:r>
-                <w:r>
-                  <w:rPr>
-                    <w:rFonts w:cs="Arial"/>
-                  </w:rPr>
-                  <w:fldChar w:fldCharType="end"/>
-                </w:r>
-                <w:bookmarkEnd w:id="8"/>
               </w:sdtContent>
             </w:sdt>
           </w:p>
@@ -1267,7 +695,7 @@
                 </w:placeholder>
               </w:sdtPr>
               <w:sdtContent>
-                <w:bookmarkStart w:id="9" w:name="Text11"/>
+                <w:bookmarkStart w:id="1" w:name="Text11"/>
                 <w:r>
                   <w:rPr>
                     <w:rFonts w:cs="Arial"/>
@@ -1339,7 +767,7 @@
                   </w:rPr>
                   <w:fldChar w:fldCharType="end"/>
                 </w:r>
-                <w:bookmarkEnd w:id="9"/>
+                <w:bookmarkEnd w:id="1"/>
               </w:sdtContent>
             </w:sdt>
           </w:p>
@@ -1374,79 +802,12 @@
                 </w:placeholder>
               </w:sdtPr>
               <w:sdtContent>
-                <w:bookmarkStart w:id="10" w:name="Text12"/>
                 <w:r>
                   <w:rPr>
                     <w:rFonts w:cs="Arial"/>
                   </w:rPr>
-                  <w:fldChar w:fldCharType="begin">
-                    <w:ffData>
-                      <w:name w:val="Text12"/>
-                      <w:enabled/>
-                      <w:calcOnExit w:val="0"/>
-                      <w:textInput/>
-                    </w:ffData>
-                  </w:fldChar>
+                  <w:t>Applied Artificial Intelligence Initiative</w:t>
                 </w:r>
-                <w:r>
-                  <w:rPr>
-                    <w:rFonts w:cs="Arial"/>
-                  </w:rPr>
-                  <w:instrText xml:space="preserve"> FORMTEXT </w:instrText>
-                </w:r>
-                <w:r>
-                  <w:rPr>
-                    <w:rFonts w:cs="Arial"/>
-                  </w:rPr>
-                </w:r>
-                <w:r>
-                  <w:rPr>
-                    <w:rFonts w:cs="Arial"/>
-                  </w:rPr>
-                  <w:fldChar w:fldCharType="separate"/>
-                </w:r>
-                <w:r>
-                  <w:rPr>
-                    <w:rFonts w:cs="Arial"/>
-                    <w:noProof/>
-                  </w:rPr>
-                  <w:t> </w:t>
-                </w:r>
-                <w:r>
-                  <w:rPr>
-                    <w:rFonts w:cs="Arial"/>
-                    <w:noProof/>
-                  </w:rPr>
-                  <w:t> </w:t>
-                </w:r>
-                <w:r>
-                  <w:rPr>
-                    <w:rFonts w:cs="Arial"/>
-                    <w:noProof/>
-                  </w:rPr>
-                  <w:t> </w:t>
-                </w:r>
-                <w:r>
-                  <w:rPr>
-                    <w:rFonts w:cs="Arial"/>
-                    <w:noProof/>
-                  </w:rPr>
-                  <w:t> </w:t>
-                </w:r>
-                <w:r>
-                  <w:rPr>
-                    <w:rFonts w:cs="Arial"/>
-                    <w:noProof/>
-                  </w:rPr>
-                  <w:t> </w:t>
-                </w:r>
-                <w:r>
-                  <w:rPr>
-                    <w:rFonts w:cs="Arial"/>
-                  </w:rPr>
-                  <w:fldChar w:fldCharType="end"/>
-                </w:r>
-                <w:bookmarkEnd w:id="10"/>
               </w:sdtContent>
             </w:sdt>
           </w:p>
@@ -1487,79 +848,12 @@
                 </w:placeholder>
               </w:sdtPr>
               <w:sdtContent>
-                <w:bookmarkStart w:id="11" w:name="Text13"/>
                 <w:r>
                   <w:rPr>
                     <w:rFonts w:cs="Arial"/>
                   </w:rPr>
-                  <w:fldChar w:fldCharType="begin">
-                    <w:ffData>
-                      <w:name w:val="Text13"/>
-                      <w:enabled/>
-                      <w:calcOnExit w:val="0"/>
-                      <w:textInput/>
-                    </w:ffData>
-                  </w:fldChar>
+                  <w:t>Doctor of Philosophy (Information Technology)</w:t>
                 </w:r>
-                <w:r>
-                  <w:rPr>
-                    <w:rFonts w:cs="Arial"/>
-                  </w:rPr>
-                  <w:instrText xml:space="preserve"> FORMTEXT </w:instrText>
-                </w:r>
-                <w:r>
-                  <w:rPr>
-                    <w:rFonts w:cs="Arial"/>
-                  </w:rPr>
-                </w:r>
-                <w:r>
-                  <w:rPr>
-                    <w:rFonts w:cs="Arial"/>
-                  </w:rPr>
-                  <w:fldChar w:fldCharType="separate"/>
-                </w:r>
-                <w:r>
-                  <w:rPr>
-                    <w:rFonts w:cs="Arial"/>
-                    <w:noProof/>
-                  </w:rPr>
-                  <w:t> </w:t>
-                </w:r>
-                <w:r>
-                  <w:rPr>
-                    <w:rFonts w:cs="Arial"/>
-                    <w:noProof/>
-                  </w:rPr>
-                  <w:t> </w:t>
-                </w:r>
-                <w:r>
-                  <w:rPr>
-                    <w:rFonts w:cs="Arial"/>
-                    <w:noProof/>
-                  </w:rPr>
-                  <w:t> </w:t>
-                </w:r>
-                <w:r>
-                  <w:rPr>
-                    <w:rFonts w:cs="Arial"/>
-                    <w:noProof/>
-                  </w:rPr>
-                  <w:t> </w:t>
-                </w:r>
-                <w:r>
-                  <w:rPr>
-                    <w:rFonts w:cs="Arial"/>
-                    <w:noProof/>
-                  </w:rPr>
-                  <w:t> </w:t>
-                </w:r>
-                <w:r>
-                  <w:rPr>
-                    <w:rFonts w:cs="Arial"/>
-                  </w:rPr>
-                  <w:fldChar w:fldCharType="end"/>
-                </w:r>
-                <w:bookmarkEnd w:id="11"/>
               </w:sdtContent>
             </w:sdt>
           </w:p>
@@ -1600,79 +894,12 @@
                 </w:placeholder>
               </w:sdtPr>
               <w:sdtContent>
-                <w:bookmarkStart w:id="12" w:name="Text14"/>
                 <w:r>
                   <w:rPr>
                     <w:rFonts w:cs="Arial"/>
                   </w:rPr>
-                  <w:fldChar w:fldCharType="begin">
-                    <w:ffData>
-                      <w:name w:val="Text14"/>
-                      <w:enabled/>
-                      <w:calcOnExit w:val="0"/>
-                      <w:textInput/>
-                    </w:ffData>
-                  </w:fldChar>
+                  <w:t>Black-Box Optimization Using Deep Neural Networks</w:t>
                 </w:r>
-                <w:r>
-                  <w:rPr>
-                    <w:rFonts w:cs="Arial"/>
-                  </w:rPr>
-                  <w:instrText xml:space="preserve"> FORMTEXT </w:instrText>
-                </w:r>
-                <w:r>
-                  <w:rPr>
-                    <w:rFonts w:cs="Arial"/>
-                  </w:rPr>
-                </w:r>
-                <w:r>
-                  <w:rPr>
-                    <w:rFonts w:cs="Arial"/>
-                  </w:rPr>
-                  <w:fldChar w:fldCharType="separate"/>
-                </w:r>
-                <w:r>
-                  <w:rPr>
-                    <w:rFonts w:cs="Arial"/>
-                    <w:noProof/>
-                  </w:rPr>
-                  <w:t> </w:t>
-                </w:r>
-                <w:r>
-                  <w:rPr>
-                    <w:rFonts w:cs="Arial"/>
-                    <w:noProof/>
-                  </w:rPr>
-                  <w:t> </w:t>
-                </w:r>
-                <w:r>
-                  <w:rPr>
-                    <w:rFonts w:cs="Arial"/>
-                    <w:noProof/>
-                  </w:rPr>
-                  <w:t> </w:t>
-                </w:r>
-                <w:r>
-                  <w:rPr>
-                    <w:rFonts w:cs="Arial"/>
-                    <w:noProof/>
-                  </w:rPr>
-                  <w:t> </w:t>
-                </w:r>
-                <w:r>
-                  <w:rPr>
-                    <w:rFonts w:cs="Arial"/>
-                    <w:noProof/>
-                  </w:rPr>
-                  <w:t> </w:t>
-                </w:r>
-                <w:r>
-                  <w:rPr>
-                    <w:rFonts w:cs="Arial"/>
-                  </w:rPr>
-                  <w:fldChar w:fldCharType="end"/>
-                </w:r>
-                <w:bookmarkEnd w:id="12"/>
               </w:sdtContent>
             </w:sdt>
           </w:p>
@@ -1728,76 +955,9 @@
                   <w:rPr>
                     <w:rFonts w:cs="Arial"/>
                   </w:rPr>
-                  <w:fldChar w:fldCharType="begin">
-                    <w:ffData>
-                      <w:name w:val="Text15"/>
-                      <w:enabled/>
-                      <w:calcOnExit w:val="0"/>
-                      <w:textInput/>
-                    </w:ffData>
-                  </w:fldChar>
-                </w:r>
-                <w:bookmarkStart w:id="13" w:name="Text15"/>
-                <w:r>
-                  <w:rPr>
-                    <w:rFonts w:cs="Arial"/>
-                  </w:rPr>
-                  <w:instrText xml:space="preserve"> FORMTEXT </w:instrText>
-                </w:r>
-                <w:r>
-                  <w:rPr>
-                    <w:rFonts w:cs="Arial"/>
-                  </w:rPr>
-                </w:r>
-                <w:r>
-                  <w:rPr>
-                    <w:rFonts w:cs="Arial"/>
-                  </w:rPr>
-                  <w:fldChar w:fldCharType="separate"/>
-                </w:r>
-                <w:r>
-                  <w:rPr>
-                    <w:rFonts w:cs="Arial"/>
-                    <w:noProof/>
-                  </w:rPr>
-                  <w:t> </w:t>
-                </w:r>
-                <w:r>
-                  <w:rPr>
-                    <w:rFonts w:cs="Arial"/>
-                    <w:noProof/>
-                  </w:rPr>
-                  <w:t> </w:t>
-                </w:r>
-                <w:r>
-                  <w:rPr>
-                    <w:rFonts w:cs="Arial"/>
-                    <w:noProof/>
-                  </w:rPr>
-                  <w:t> </w:t>
-                </w:r>
-                <w:r>
-                  <w:rPr>
-                    <w:rFonts w:cs="Arial"/>
-                    <w:noProof/>
-                  </w:rPr>
-                  <w:t> </w:t>
-                </w:r>
-                <w:r>
-                  <w:rPr>
-                    <w:rFonts w:cs="Arial"/>
-                    <w:noProof/>
-                  </w:rPr>
-                  <w:t> </w:t>
-                </w:r>
-                <w:r>
-                  <w:rPr>
-                    <w:rFonts w:cs="Arial"/>
-                  </w:rPr>
-                  <w:fldChar w:fldCharType="end"/>
+                  <w:t>2025</w:t>
                 </w:r>
               </w:p>
-              <w:bookmarkEnd w:id="13" w:displacedByCustomXml="next"/>
             </w:sdtContent>
           </w:sdt>
         </w:tc>
@@ -1916,25 +1076,19 @@
           <w:rFonts w:asciiTheme="minorHAnsi" w:hAnsiTheme="minorHAnsi" w:cs="Arial"/>
         </w:rPr>
       </w:pPr>
-      <w:r>
-        <w:rPr>
-          <w:rFonts w:cs="Arial"/>
-        </w:rPr>
-        <w:t xml:space="preserve">That if the work(s) have been commissioned, </w:t>
-      </w:r>
       <w:proofErr w:type="gramStart"/>
       <w:r>
         <w:rPr>
           <w:rFonts w:cs="Arial"/>
         </w:rPr>
-        <w:t>sponsored</w:t>
+        <w:t>That if</w:t>
       </w:r>
       <w:proofErr w:type="gramEnd"/>
       <w:r>
         <w:rPr>
           <w:rFonts w:cs="Arial"/>
         </w:rPr>
-        <w:t xml:space="preserve"> or supported by any </w:t>
+        <w:t xml:space="preserve"> the work(s) have been commissioned, sponsored or supported by any </w:t>
       </w:r>
       <w:proofErr w:type="spellStart"/>
       <w:r>
@@ -1948,7 +1102,35 @@
         <w:rPr>
           <w:rFonts w:cs="Arial"/>
         </w:rPr>
-        <w:t>, that I have fulfilled all of the obligations required by such contract or agreement.</w:t>
+        <w:t xml:space="preserve">, </w:t>
+      </w:r>
+      <w:proofErr w:type="gramStart"/>
+      <w:r>
+        <w:rPr>
+          <w:rFonts w:cs="Arial"/>
+        </w:rPr>
+        <w:t>that</w:t>
+      </w:r>
+      <w:proofErr w:type="gramEnd"/>
+      <w:r>
+        <w:rPr>
+          <w:rFonts w:cs="Arial"/>
+        </w:rPr>
+        <w:t xml:space="preserve"> I have fulfilled </w:t>
+      </w:r>
+      <w:proofErr w:type="gramStart"/>
+      <w:r>
+        <w:rPr>
+          <w:rFonts w:cs="Arial"/>
+        </w:rPr>
+        <w:t>all of</w:t>
+      </w:r>
+      <w:proofErr w:type="gramEnd"/>
+      <w:r>
+        <w:rPr>
+          <w:rFonts w:cs="Arial"/>
+        </w:rPr>
+        <w:t xml:space="preserve"> the obligations required by such contract or agreement.</w:t>
       </w:r>
     </w:p>
     <w:p>
@@ -2076,7 +1258,7 @@
           </w:rPr>
           <w:id w:val="156812445"/>
           <w14:checkbox>
-            <w14:checked w14:val="0"/>
+            <w14:checked w14:val="1"/>
             <w14:checkedState w14:val="2612" w14:font="MS Gothic"/>
             <w14:uncheckedState w14:val="2610" w14:font="MS Gothic"/>
           </w14:checkbox>
@@ -2086,7 +1268,7 @@
             <w:rPr>
               <w:rFonts w:ascii="MS Gothic" w:eastAsia="MS Gothic" w:hAnsi="MS Gothic" w:cs="Arial" w:hint="eastAsia"/>
             </w:rPr>
-            <w:t>☐</w:t>
+            <w:t>☒</w:t>
           </w:r>
         </w:sdtContent>
       </w:sdt>
@@ -2192,7 +1374,7 @@
           </w:rPr>
           <w:id w:val="350147673"/>
           <w14:checkbox>
-            <w14:checked w14:val="0"/>
+            <w14:checked w14:val="1"/>
             <w14:checkedState w14:val="2612" w14:font="MS Gothic"/>
             <w14:uncheckedState w14:val="2610" w14:font="MS Gothic"/>
           </w14:checkbox>
@@ -2202,7 +1384,7 @@
             <w:rPr>
               <w:rFonts w:ascii="MS Gothic" w:eastAsia="MS Gothic" w:hAnsi="MS Gothic" w:cs="Arial" w:hint="eastAsia"/>
             </w:rPr>
-            <w:t>☐</w:t>
+            <w:t>☒</w:t>
           </w:r>
         </w:sdtContent>
       </w:sdt>
@@ -2291,7 +1473,7 @@
           </w:rPr>
           <w:id w:val="2049487302"/>
           <w14:checkbox>
-            <w14:checked w14:val="0"/>
+            <w14:checked w14:val="1"/>
             <w14:checkedState w14:val="2612" w14:font="MS Gothic"/>
             <w14:uncheckedState w14:val="2610" w14:font="MS Gothic"/>
           </w14:checkbox>
@@ -2301,7 +1483,7 @@
             <w:rPr>
               <w:rFonts w:ascii="MS Gothic" w:eastAsia="MS Gothic" w:hAnsi="MS Gothic" w:cs="Arial" w:hint="eastAsia"/>
             </w:rPr>
-            <w:t>☐</w:t>
+            <w:t>☒</w:t>
           </w:r>
         </w:sdtContent>
       </w:sdt>
@@ -2780,7 +1962,7 @@
           </w:rPr>
           <w:id w:val="1932623305"/>
           <w14:checkbox>
-            <w14:checked w14:val="0"/>
+            <w14:checked w14:val="1"/>
             <w14:checkedState w14:val="2612" w14:font="MS Gothic"/>
             <w14:uncheckedState w14:val="2610" w14:font="MS Gothic"/>
           </w14:checkbox>
@@ -2790,7 +1972,7 @@
             <w:rPr>
               <w:rFonts w:ascii="MS Gothic" w:eastAsia="MS Gothic" w:hAnsi="MS Gothic" w:cs="Arial" w:hint="eastAsia"/>
             </w:rPr>
-            <w:t>☐</w:t>
+            <w:t>☒</w:t>
           </w:r>
         </w:sdtContent>
       </w:sdt>
@@ -2924,21 +2106,7 @@
         <w:rPr>
           <w:rFonts w:cs="Arial"/>
         </w:rPr>
-        <w:t xml:space="preserve">May electronically store, </w:t>
-      </w:r>
-      <w:proofErr w:type="gramStart"/>
-      <w:r>
-        <w:rPr>
-          <w:rFonts w:cs="Arial"/>
-        </w:rPr>
-        <w:t>convert</w:t>
-      </w:r>
-      <w:proofErr w:type="gramEnd"/>
-      <w:r>
-        <w:rPr>
-          <w:rFonts w:cs="Arial"/>
-        </w:rPr>
-        <w:t xml:space="preserve"> or copy the work(s) to ensure their future preservation and accessibility.</w:t>
+        <w:t>May electronically store, convert or copy the work(s) to ensure their future preservation and accessibility.</w:t>
       </w:r>
     </w:p>
     <w:p>
@@ -3073,14 +2241,53 @@
                 <w:rFonts w:cs="Arial"/>
               </w:rPr>
             </w:pPr>
-          </w:p>
-          <w:p>
-            <w:pPr>
-              <w:ind w:firstLine="66"/>
+            <w:r>
               <w:rPr>
                 <w:rFonts w:cs="Arial"/>
+                <w:noProof/>
               </w:rPr>
-            </w:pPr>
+              <w:drawing>
+                <wp:inline distT="0" distB="0" distL="0" distR="0" wp14:anchorId="62F7FE7C" wp14:editId="56AF4DAB">
+                  <wp:extent cx="1508347" cy="405130"/>
+                  <wp:effectExtent l="0" t="0" r="0" b="0"/>
+                  <wp:docPr id="392333899" name="Picture 1"/>
+                  <wp:cNvGraphicFramePr>
+                    <a:graphicFrameLocks xmlns:a="http://schemas.openxmlformats.org/drawingml/2006/main" noChangeAspect="1"/>
+                  </wp:cNvGraphicFramePr>
+                  <a:graphic xmlns:a="http://schemas.openxmlformats.org/drawingml/2006/main">
+                    <a:graphicData uri="http://schemas.openxmlformats.org/drawingml/2006/picture">
+                      <pic:pic xmlns:pic="http://schemas.openxmlformats.org/drawingml/2006/picture">
+                        <pic:nvPicPr>
+                          <pic:cNvPr id="392333899" name="Picture 392333899"/>
+                          <pic:cNvPicPr/>
+                        </pic:nvPicPr>
+                        <pic:blipFill>
+                          <a:blip r:embed="rId13" cstate="print">
+                            <a:extLst>
+                              <a:ext uri="{28A0092B-C50C-407E-A947-70E740481C1C}">
+                                <a14:useLocalDpi xmlns:a14="http://schemas.microsoft.com/office/drawing/2010/main" val="0"/>
+                              </a:ext>
+                            </a:extLst>
+                          </a:blip>
+                          <a:stretch>
+                            <a:fillRect/>
+                          </a:stretch>
+                        </pic:blipFill>
+                        <pic:spPr>
+                          <a:xfrm>
+                            <a:off x="0" y="0"/>
+                            <a:ext cx="1536108" cy="412586"/>
+                          </a:xfrm>
+                          <a:prstGeom prst="rect">
+                            <a:avLst/>
+                          </a:prstGeom>
+                        </pic:spPr>
+                      </pic:pic>
+                    </a:graphicData>
+                  </a:graphic>
+                </wp:inline>
+              </w:drawing>
+            </w:r>
           </w:p>
           <w:p>
             <w:pPr>
@@ -3110,14 +2317,13 @@
                 <w:placeholder>
                   <w:docPart w:val="0A7F5BDF235F45E7B55AC28058DFDE10"/>
                 </w:placeholder>
-                <w:showingPlcHdr/>
               </w:sdtPr>
               <w:sdtContent>
                 <w:r>
                   <w:rPr>
-                    <w:rStyle w:val="PlaceholderText"/>
+                    <w:rFonts w:cs="Arial"/>
                   </w:rPr>
-                  <w:t>Click or tap here to enter text.</w:t>
+                  <w:t>Dat Phan Trong</w:t>
                 </w:r>
               </w:sdtContent>
             </w:sdt>
@@ -3149,8 +2355,7 @@
                 <w:placeholder>
                   <w:docPart w:val="0AC8BB420BF34B5485D6C15F2D4DD5B8"/>
                 </w:placeholder>
-                <w:showingPlcHdr/>
-                <w:date>
+                <w:date w:fullDate="2025-07-15T00:00:00Z">
                   <w:dateFormat w:val="d/MM/yyyy"/>
                   <w:lid w:val="en-AU"/>
                   <w:storeMappedDataAs w:val="dateTime"/>
@@ -3160,9 +2365,21 @@
               <w:sdtContent>
                 <w:r>
                   <w:rPr>
-                    <w:rStyle w:val="PlaceholderText"/>
+                    <w:rFonts w:cs="Arial"/>
                   </w:rPr>
-                  <w:t>Click or tap to enter a date.</w:t>
+                  <w:t>1</w:t>
+                </w:r>
+                <w:r>
+                  <w:rPr>
+                    <w:rFonts w:cs="Arial"/>
+                  </w:rPr>
+                  <w:t>5</w:t>
+                </w:r>
+                <w:r>
+                  <w:rPr>
+                    <w:rFonts w:cs="Arial"/>
+                  </w:rPr>
+                  <w:t>/07/2025</w:t>
                 </w:r>
               </w:sdtContent>
             </w:sdt>
@@ -3201,21 +2418,7 @@
         <w:rPr>
           <w:rFonts w:cs="Arial"/>
         </w:rPr>
-        <w:t xml:space="preserve"> you may print, </w:t>
-      </w:r>
-      <w:proofErr w:type="gramStart"/>
-      <w:r>
-        <w:rPr>
-          <w:rFonts w:cs="Arial"/>
-        </w:rPr>
-        <w:t>sign</w:t>
-      </w:r>
-      <w:proofErr w:type="gramEnd"/>
-      <w:r>
-        <w:rPr>
-          <w:rFonts w:cs="Arial"/>
-        </w:rPr>
-        <w:t xml:space="preserve"> and rescan this access form.</w:t>
+        <w:t xml:space="preserve"> you may print, sign and rescan this access form.</w:t>
       </w:r>
     </w:p>
     <w:sectPr>
@@ -3229,7 +2432,7 @@
 </file>
 
 <file path=word/endnotes.xml><?xml version="1.0" encoding="utf-8"?>
-<w:endnotes xmlns:wpc="http://schemas.microsoft.com/office/word/2010/wordprocessingCanvas" xmlns:cx="http://schemas.microsoft.com/office/drawing/2014/chartex" xmlns:cx1="http://schemas.microsoft.com/office/drawing/2015/9/8/chartex" xmlns:cx2="http://schemas.microsoft.com/office/drawing/2015/10/21/chartex" xmlns:cx3="http://schemas.microsoft.com/office/drawing/2016/5/9/chartex" xmlns:cx4="http://schemas.microsoft.com/office/drawing/2016/5/10/chartex" xmlns:cx5="http://schemas.microsoft.com/office/drawing/2016/5/11/chartex" xmlns:cx6="http://schemas.microsoft.com/office/drawing/2016/5/12/chartex" xmlns:cx7="http://schemas.microsoft.com/office/drawing/2016/5/13/chartex" xmlns:cx8="http://schemas.microsoft.com/office/drawing/2016/5/14/chartex" xmlns:mc="http://schemas.openxmlformats.org/markup-compatibility/2006" xmlns:aink="http://schemas.microsoft.com/office/drawing/2016/ink" xmlns:am3d="http://schemas.microsoft.com/office/drawing/2017/model3d" xmlns:o="urn:schemas-microsoft-com:office:office" xmlns:oel="http://schemas.microsoft.com/office/2019/extlst" xmlns:r="http://schemas.openxmlformats.org/officeDocument/2006/relationships" xmlns:m="http://schemas.openxmlformats.org/officeDocument/2006/math" xmlns:v="urn:schemas-microsoft-com:vml" xmlns:wp14="http://schemas.microsoft.com/office/word/2010/wordprocessingDrawing" xmlns:wp="http://schemas.openxmlformats.org/drawingml/2006/wordprocessingDrawing" xmlns:w10="urn:schemas-microsoft-com:office:word" xmlns:w="http://schemas.openxmlformats.org/wordprocessingml/2006/main" xmlns:w14="http://schemas.microsoft.com/office/word/2010/wordml" xmlns:w15="http://schemas.microsoft.com/office/word/2012/wordml" xmlns:w16cex="http://schemas.microsoft.com/office/word/2018/wordml/cex" xmlns:w16cid="http://schemas.microsoft.com/office/word/2016/wordml/cid" xmlns:w16="http://schemas.microsoft.com/office/word/2018/wordml" xmlns:w16sdtdh="http://schemas.microsoft.com/office/word/2020/wordml/sdtdatahash" xmlns:w16se="http://schemas.microsoft.com/office/word/2015/wordml/symex" xmlns:wpg="http://schemas.microsoft.com/office/word/2010/wordprocessingGroup" xmlns:wpi="http://schemas.microsoft.com/office/word/2010/wordprocessingInk" xmlns:wne="http://schemas.microsoft.com/office/word/2006/wordml" xmlns:wps="http://schemas.microsoft.com/office/word/2010/wordprocessingShape" mc:Ignorable="w14 w15 w16se w16cid w16 w16cex w16sdtdh wp14">
+<w:endnotes xmlns:wpc="http://schemas.microsoft.com/office/word/2010/wordprocessingCanvas" xmlns:cx="http://schemas.microsoft.com/office/drawing/2014/chartex" xmlns:cx1="http://schemas.microsoft.com/office/drawing/2015/9/8/chartex" xmlns:cx2="http://schemas.microsoft.com/office/drawing/2015/10/21/chartex" xmlns:cx3="http://schemas.microsoft.com/office/drawing/2016/5/9/chartex" xmlns:cx4="http://schemas.microsoft.com/office/drawing/2016/5/10/chartex" xmlns:cx5="http://schemas.microsoft.com/office/drawing/2016/5/11/chartex" xmlns:cx6="http://schemas.microsoft.com/office/drawing/2016/5/12/chartex" xmlns:cx7="http://schemas.microsoft.com/office/drawing/2016/5/13/chartex" xmlns:cx8="http://schemas.microsoft.com/office/drawing/2016/5/14/chartex" xmlns:mc="http://schemas.openxmlformats.org/markup-compatibility/2006" xmlns:aink="http://schemas.microsoft.com/office/drawing/2016/ink" xmlns:am3d="http://schemas.microsoft.com/office/drawing/2017/model3d" xmlns:o="urn:schemas-microsoft-com:office:office" xmlns:oel="http://schemas.microsoft.com/office/2019/extlst" xmlns:r="http://schemas.openxmlformats.org/officeDocument/2006/relationships" xmlns:m="http://schemas.openxmlformats.org/officeDocument/2006/math" xmlns:v="urn:schemas-microsoft-com:vml" xmlns:wp14="http://schemas.microsoft.com/office/word/2010/wordprocessingDrawing" xmlns:wp="http://schemas.openxmlformats.org/drawingml/2006/wordprocessingDrawing" xmlns:w10="urn:schemas-microsoft-com:office:word" xmlns:w="http://schemas.openxmlformats.org/wordprocessingml/2006/main" xmlns:w14="http://schemas.microsoft.com/office/word/2010/wordml" xmlns:w15="http://schemas.microsoft.com/office/word/2012/wordml" xmlns:w16cex="http://schemas.microsoft.com/office/word/2018/wordml/cex" xmlns:w16cid="http://schemas.microsoft.com/office/word/2016/wordml/cid" xmlns:w16="http://schemas.microsoft.com/office/word/2018/wordml" xmlns:w16du="http://schemas.microsoft.com/office/word/2023/wordml/word16du" xmlns:w16sdtdh="http://schemas.microsoft.com/office/word/2020/wordml/sdtdatahash" xmlns:w16sdtfl="http://schemas.microsoft.com/office/word/2024/wordml/sdtformatlock" xmlns:w16se="http://schemas.microsoft.com/office/word/2015/wordml/symex" xmlns:wpg="http://schemas.microsoft.com/office/word/2010/wordprocessingGroup" xmlns:wpi="http://schemas.microsoft.com/office/word/2010/wordprocessingInk" xmlns:wne="http://schemas.microsoft.com/office/word/2006/wordml" xmlns:wps="http://schemas.microsoft.com/office/word/2010/wordprocessingShape" mc:Ignorable="w14 w15 w16se w16cid w16 w16cex w16sdtdh w16sdtfl w16du wp14">
   <w:endnote w:type="separator" w:id="-1">
     <w:p>
       <w:pPr>
@@ -3254,7 +2457,7 @@
 </file>
 
 <file path=word/footnotes.xml><?xml version="1.0" encoding="utf-8"?>
-<w:footnotes xmlns:wpc="http://schemas.microsoft.com/office/word/2010/wordprocessingCanvas" xmlns:cx="http://schemas.microsoft.com/office/drawing/2014/chartex" xmlns:cx1="http://schemas.microsoft.com/office/drawing/2015/9/8/chartex" xmlns:cx2="http://schemas.microsoft.com/office/drawing/2015/10/21/chartex" xmlns:cx3="http://schemas.microsoft.com/office/drawing/2016/5/9/chartex" xmlns:cx4="http://schemas.microsoft.com/office/drawing/2016/5/10/chartex" xmlns:cx5="http://schemas.microsoft.com/office/drawing/2016/5/11/chartex" xmlns:cx6="http://schemas.microsoft.com/office/drawing/2016/5/12/chartex" xmlns:cx7="http://schemas.microsoft.com/office/drawing/2016/5/13/chartex" xmlns:cx8="http://schemas.microsoft.com/office/drawing/2016/5/14/chartex" xmlns:mc="http://schemas.openxmlformats.org/markup-compatibility/2006" xmlns:aink="http://schemas.microsoft.com/office/drawing/2016/ink" xmlns:am3d="http://schemas.microsoft.com/office/drawing/2017/model3d" xmlns:o="urn:schemas-microsoft-com:office:office" xmlns:oel="http://schemas.microsoft.com/office/2019/extlst" xmlns:r="http://schemas.openxmlformats.org/officeDocument/2006/relationships" xmlns:m="http://schemas.openxmlformats.org/officeDocument/2006/math" xmlns:v="urn:schemas-microsoft-com:vml" xmlns:wp14="http://schemas.microsoft.com/office/word/2010/wordprocessingDrawing" xmlns:wp="http://schemas.openxmlformats.org/drawingml/2006/wordprocessingDrawing" xmlns:w10="urn:schemas-microsoft-com:office:word" xmlns:w="http://schemas.openxmlformats.org/wordprocessingml/2006/main" xmlns:w14="http://schemas.microsoft.com/office/word/2010/wordml" xmlns:w15="http://schemas.microsoft.com/office/word/2012/wordml" xmlns:w16cex="http://schemas.microsoft.com/office/word/2018/wordml/cex" xmlns:w16cid="http://schemas.microsoft.com/office/word/2016/wordml/cid" xmlns:w16="http://schemas.microsoft.com/office/word/2018/wordml" xmlns:w16sdtdh="http://schemas.microsoft.com/office/word/2020/wordml/sdtdatahash" xmlns:w16se="http://schemas.microsoft.com/office/word/2015/wordml/symex" xmlns:wpg="http://schemas.microsoft.com/office/word/2010/wordprocessingGroup" xmlns:wpi="http://schemas.microsoft.com/office/word/2010/wordprocessingInk" xmlns:wne="http://schemas.microsoft.com/office/word/2006/wordml" xmlns:wps="http://schemas.microsoft.com/office/word/2010/wordprocessingShape" mc:Ignorable="w14 w15 w16se w16cid w16 w16cex w16sdtdh wp14">
+<w:footnotes xmlns:wpc="http://schemas.microsoft.com/office/word/2010/wordprocessingCanvas" xmlns:cx="http://schemas.microsoft.com/office/drawing/2014/chartex" xmlns:cx1="http://schemas.microsoft.com/office/drawing/2015/9/8/chartex" xmlns:cx2="http://schemas.microsoft.com/office/drawing/2015/10/21/chartex" xmlns:cx3="http://schemas.microsoft.com/office/drawing/2016/5/9/chartex" xmlns:cx4="http://schemas.microsoft.com/office/drawing/2016/5/10/chartex" xmlns:cx5="http://schemas.microsoft.com/office/drawing/2016/5/11/chartex" xmlns:cx6="http://schemas.microsoft.com/office/drawing/2016/5/12/chartex" xmlns:cx7="http://schemas.microsoft.com/office/drawing/2016/5/13/chartex" xmlns:cx8="http://schemas.microsoft.com/office/drawing/2016/5/14/chartex" xmlns:mc="http://schemas.openxmlformats.org/markup-compatibility/2006" xmlns:aink="http://schemas.microsoft.com/office/drawing/2016/ink" xmlns:am3d="http://schemas.microsoft.com/office/drawing/2017/model3d" xmlns:o="urn:schemas-microsoft-com:office:office" xmlns:oel="http://schemas.microsoft.com/office/2019/extlst" xmlns:r="http://schemas.openxmlformats.org/officeDocument/2006/relationships" xmlns:m="http://schemas.openxmlformats.org/officeDocument/2006/math" xmlns:v="urn:schemas-microsoft-com:vml" xmlns:wp14="http://schemas.microsoft.com/office/word/2010/wordprocessingDrawing" xmlns:wp="http://schemas.openxmlformats.org/drawingml/2006/wordprocessingDrawing" xmlns:w10="urn:schemas-microsoft-com:office:word" xmlns:w="http://schemas.openxmlformats.org/wordprocessingml/2006/main" xmlns:w14="http://schemas.microsoft.com/office/word/2010/wordml" xmlns:w15="http://schemas.microsoft.com/office/word/2012/wordml" xmlns:w16cex="http://schemas.microsoft.com/office/word/2018/wordml/cex" xmlns:w16cid="http://schemas.microsoft.com/office/word/2016/wordml/cid" xmlns:w16="http://schemas.microsoft.com/office/word/2018/wordml" xmlns:w16du="http://schemas.microsoft.com/office/word/2023/wordml/word16du" xmlns:w16sdtdh="http://schemas.microsoft.com/office/word/2020/wordml/sdtdatahash" xmlns:w16sdtfl="http://schemas.microsoft.com/office/word/2024/wordml/sdtformatlock" xmlns:w16se="http://schemas.microsoft.com/office/word/2015/wordml/symex" xmlns:wpg="http://schemas.microsoft.com/office/word/2010/wordprocessingGroup" xmlns:wpi="http://schemas.microsoft.com/office/word/2010/wordprocessingInk" xmlns:wne="http://schemas.microsoft.com/office/word/2006/wordml" xmlns:wps="http://schemas.microsoft.com/office/word/2010/wordprocessingShape" mc:Ignorable="w14 w15 w16se w16cid w16 w16cex w16sdtdh w16sdtfl w16du wp14">
   <w:footnote w:type="separator" w:id="-1">
     <w:p>
       <w:pPr>
@@ -3397,7 +2600,7 @@
 </file>
 
 <file path=word/numbering.xml><?xml version="1.0" encoding="utf-8"?>
-<w:numbering xmlns:wpc="http://schemas.microsoft.com/office/word/2010/wordprocessingCanvas" xmlns:cx="http://schemas.microsoft.com/office/drawing/2014/chartex" xmlns:cx1="http://schemas.microsoft.com/office/drawing/2015/9/8/chartex" xmlns:cx2="http://schemas.microsoft.com/office/drawing/2015/10/21/chartex" xmlns:cx3="http://schemas.microsoft.com/office/drawing/2016/5/9/chartex" xmlns:cx4="http://schemas.microsoft.com/office/drawing/2016/5/10/chartex" xmlns:cx5="http://schemas.microsoft.com/office/drawing/2016/5/11/chartex" xmlns:cx6="http://schemas.microsoft.com/office/drawing/2016/5/12/chartex" xmlns:cx7="http://schemas.microsoft.com/office/drawing/2016/5/13/chartex" xmlns:cx8="http://schemas.microsoft.com/office/drawing/2016/5/14/chartex" xmlns:mc="http://schemas.openxmlformats.org/markup-compatibility/2006" xmlns:aink="http://schemas.microsoft.com/office/drawing/2016/ink" xmlns:am3d="http://schemas.microsoft.com/office/drawing/2017/model3d" xmlns:o="urn:schemas-microsoft-com:office:office" xmlns:oel="http://schemas.microsoft.com/office/2019/extlst" xmlns:r="http://schemas.openxmlformats.org/officeDocument/2006/relationships" xmlns:m="http://schemas.openxmlformats.org/officeDocument/2006/math" xmlns:v="urn:schemas-microsoft-com:vml" xmlns:wp14="http://schemas.microsoft.com/office/word/2010/wordprocessingDrawing" xmlns:wp="http://schemas.openxmlformats.org/drawingml/2006/wordprocessingDrawing" xmlns:w10="urn:schemas-microsoft-com:office:word" xmlns:w="http://schemas.openxmlformats.org/wordprocessingml/2006/main" xmlns:w14="http://schemas.microsoft.com/office/word/2010/wordml" xmlns:w15="http://schemas.microsoft.com/office/word/2012/wordml" xmlns:w16cex="http://schemas.microsoft.com/office/word/2018/wordml/cex" xmlns:w16cid="http://schemas.microsoft.com/office/word/2016/wordml/cid" xmlns:w16="http://schemas.microsoft.com/office/word/2018/wordml" xmlns:w16sdtdh="http://schemas.microsoft.com/office/word/2020/wordml/sdtdatahash" xmlns:w16se="http://schemas.microsoft.com/office/word/2015/wordml/symex" xmlns:wpg="http://schemas.microsoft.com/office/word/2010/wordprocessingGroup" xmlns:wpi="http://schemas.microsoft.com/office/word/2010/wordprocessingInk" xmlns:wne="http://schemas.microsoft.com/office/word/2006/wordml" xmlns:wps="http://schemas.microsoft.com/office/word/2010/wordprocessingShape" mc:Ignorable="w14 w15 w16se w16cid w16 w16cex w16sdtdh wp14">
+<w:numbering xmlns:wpc="http://schemas.microsoft.com/office/word/2010/wordprocessingCanvas" xmlns:cx="http://schemas.microsoft.com/office/drawing/2014/chartex" xmlns:cx1="http://schemas.microsoft.com/office/drawing/2015/9/8/chartex" xmlns:cx2="http://schemas.microsoft.com/office/drawing/2015/10/21/chartex" xmlns:cx3="http://schemas.microsoft.com/office/drawing/2016/5/9/chartex" xmlns:cx4="http://schemas.microsoft.com/office/drawing/2016/5/10/chartex" xmlns:cx5="http://schemas.microsoft.com/office/drawing/2016/5/11/chartex" xmlns:cx6="http://schemas.microsoft.com/office/drawing/2016/5/12/chartex" xmlns:cx7="http://schemas.microsoft.com/office/drawing/2016/5/13/chartex" xmlns:cx8="http://schemas.microsoft.com/office/drawing/2016/5/14/chartex" xmlns:mc="http://schemas.openxmlformats.org/markup-compatibility/2006" xmlns:aink="http://schemas.microsoft.com/office/drawing/2016/ink" xmlns:am3d="http://schemas.microsoft.com/office/drawing/2017/model3d" xmlns:o="urn:schemas-microsoft-com:office:office" xmlns:oel="http://schemas.microsoft.com/office/2019/extlst" xmlns:r="http://schemas.openxmlformats.org/officeDocument/2006/relationships" xmlns:m="http://schemas.openxmlformats.org/officeDocument/2006/math" xmlns:v="urn:schemas-microsoft-com:vml" xmlns:wp14="http://schemas.microsoft.com/office/word/2010/wordprocessingDrawing" xmlns:wp="http://schemas.openxmlformats.org/drawingml/2006/wordprocessingDrawing" xmlns:w10="urn:schemas-microsoft-com:office:word" xmlns:w="http://schemas.openxmlformats.org/wordprocessingml/2006/main" xmlns:w14="http://schemas.microsoft.com/office/word/2010/wordml" xmlns:w15="http://schemas.microsoft.com/office/word/2012/wordml" xmlns:w16cex="http://schemas.microsoft.com/office/word/2018/wordml/cex" xmlns:w16cid="http://schemas.microsoft.com/office/word/2016/wordml/cid" xmlns:w16="http://schemas.microsoft.com/office/word/2018/wordml" xmlns:w16du="http://schemas.microsoft.com/office/word/2023/wordml/word16du" xmlns:w16sdtdh="http://schemas.microsoft.com/office/word/2020/wordml/sdtdatahash" xmlns:w16sdtfl="http://schemas.microsoft.com/office/word/2024/wordml/sdtformatlock" xmlns:w16se="http://schemas.microsoft.com/office/word/2015/wordml/symex" xmlns:wpg="http://schemas.microsoft.com/office/word/2010/wordprocessingGroup" xmlns:wpi="http://schemas.microsoft.com/office/word/2010/wordprocessingInk" xmlns:wne="http://schemas.microsoft.com/office/word/2006/wordml" xmlns:wps="http://schemas.microsoft.com/office/word/2010/wordprocessingShape" mc:Ignorable="w14 w15 w16se w16cid w16 w16cex w16sdtdh w16sdtfl w16du wp14">
   <w:abstractNum w:abstractNumId="0" w15:restartNumberingAfterBreak="0">
     <w:nsid w:val="02FE03C8"/>
     <w:multiLevelType w:val="hybridMultilevel"/>
@@ -3722,7 +2925,7 @@
 </file>
 
 <file path=word/styles.xml><?xml version="1.0" encoding="utf-8"?>
-<w:styles xmlns:mc="http://schemas.openxmlformats.org/markup-compatibility/2006" xmlns:r="http://schemas.openxmlformats.org/officeDocument/2006/relationships" xmlns:w="http://schemas.openxmlformats.org/wordprocessingml/2006/main" xmlns:w14="http://schemas.microsoft.com/office/word/2010/wordml" xmlns:w15="http://schemas.microsoft.com/office/word/2012/wordml" xmlns:w16cex="http://schemas.microsoft.com/office/word/2018/wordml/cex" xmlns:w16cid="http://schemas.microsoft.com/office/word/2016/wordml/cid" xmlns:w16="http://schemas.microsoft.com/office/word/2018/wordml" xmlns:w16sdtdh="http://schemas.microsoft.com/office/word/2020/wordml/sdtdatahash" xmlns:w16se="http://schemas.microsoft.com/office/word/2015/wordml/symex" mc:Ignorable="w14 w15 w16se w16cid w16 w16cex w16sdtdh">
+<w:styles xmlns:mc="http://schemas.openxmlformats.org/markup-compatibility/2006" xmlns:r="http://schemas.openxmlformats.org/officeDocument/2006/relationships" xmlns:w="http://schemas.openxmlformats.org/wordprocessingml/2006/main" xmlns:w14="http://schemas.microsoft.com/office/word/2010/wordml" xmlns:w15="http://schemas.microsoft.com/office/word/2012/wordml" xmlns:w16cex="http://schemas.microsoft.com/office/word/2018/wordml/cex" xmlns:w16cid="http://schemas.microsoft.com/office/word/2016/wordml/cid" xmlns:w16="http://schemas.microsoft.com/office/word/2018/wordml" xmlns:w16du="http://schemas.microsoft.com/office/word/2023/wordml/word16du" xmlns:w16sdtdh="http://schemas.microsoft.com/office/word/2020/wordml/sdtdatahash" xmlns:w16sdtfl="http://schemas.microsoft.com/office/word/2024/wordml/sdtformatlock" xmlns:w16se="http://schemas.microsoft.com/office/word/2015/wordml/symex" mc:Ignorable="w14 w15 w16se w16cid w16 w16cex w16sdtdh w16sdtfl w16du">
   <w:docDefaults>
     <w:rPrDefault>
       <w:rPr>
@@ -4312,7 +3515,7 @@
 </file>
 
 <file path=word/glossary/document.xml><?xml version="1.0" encoding="utf-8"?>
-<w:glossaryDocument xmlns:wpc="http://schemas.microsoft.com/office/word/2010/wordprocessingCanvas" xmlns:cx="http://schemas.microsoft.com/office/drawing/2014/chartex" xmlns:cx1="http://schemas.microsoft.com/office/drawing/2015/9/8/chartex" xmlns:cx2="http://schemas.microsoft.com/office/drawing/2015/10/21/chartex" xmlns:cx3="http://schemas.microsoft.com/office/drawing/2016/5/9/chartex" xmlns:cx4="http://schemas.microsoft.com/office/drawing/2016/5/10/chartex" xmlns:cx5="http://schemas.microsoft.com/office/drawing/2016/5/11/chartex" xmlns:cx6="http://schemas.microsoft.com/office/drawing/2016/5/12/chartex" xmlns:cx7="http://schemas.microsoft.com/office/drawing/2016/5/13/chartex" xmlns:cx8="http://schemas.microsoft.com/office/drawing/2016/5/14/chartex" xmlns:mc="http://schemas.openxmlformats.org/markup-compatibility/2006" xmlns:aink="http://schemas.microsoft.com/office/drawing/2016/ink" xmlns:am3d="http://schemas.microsoft.com/office/drawing/2017/model3d" xmlns:o="urn:schemas-microsoft-com:office:office" xmlns:oel="http://schemas.microsoft.com/office/2019/extlst" xmlns:r="http://schemas.openxmlformats.org/officeDocument/2006/relationships" xmlns:m="http://schemas.openxmlformats.org/officeDocument/2006/math" xmlns:v="urn:schemas-microsoft-com:vml" xmlns:wp14="http://schemas.microsoft.com/office/word/2010/wordprocessingDrawing" xmlns:wp="http://schemas.openxmlformats.org/drawingml/2006/wordprocessingDrawing" xmlns:w10="urn:schemas-microsoft-com:office:word" xmlns:w="http://schemas.openxmlformats.org/wordprocessingml/2006/main" xmlns:w14="http://schemas.microsoft.com/office/word/2010/wordml" xmlns:w15="http://schemas.microsoft.com/office/word/2012/wordml" xmlns:w16cex="http://schemas.microsoft.com/office/word/2018/wordml/cex" xmlns:w16cid="http://schemas.microsoft.com/office/word/2016/wordml/cid" xmlns:w16="http://schemas.microsoft.com/office/word/2018/wordml" xmlns:w16sdtdh="http://schemas.microsoft.com/office/word/2020/wordml/sdtdatahash" xmlns:w16se="http://schemas.microsoft.com/office/word/2015/wordml/symex" xmlns:wpg="http://schemas.microsoft.com/office/word/2010/wordprocessingGroup" xmlns:wpi="http://schemas.microsoft.com/office/word/2010/wordprocessingInk" xmlns:wne="http://schemas.microsoft.com/office/word/2006/wordml" xmlns:wps="http://schemas.microsoft.com/office/word/2010/wordprocessingShape" mc:Ignorable="w14 w15 w16se w16cid w16 w16cex w16sdtdh wp14">
+<w:glossaryDocument xmlns:wpc="http://schemas.microsoft.com/office/word/2010/wordprocessingCanvas" xmlns:cx="http://schemas.microsoft.com/office/drawing/2014/chartex" xmlns:cx1="http://schemas.microsoft.com/office/drawing/2015/9/8/chartex" xmlns:cx2="http://schemas.microsoft.com/office/drawing/2015/10/21/chartex" xmlns:cx3="http://schemas.microsoft.com/office/drawing/2016/5/9/chartex" xmlns:cx4="http://schemas.microsoft.com/office/drawing/2016/5/10/chartex" xmlns:cx5="http://schemas.microsoft.com/office/drawing/2016/5/11/chartex" xmlns:cx6="http://schemas.microsoft.com/office/drawing/2016/5/12/chartex" xmlns:cx7="http://schemas.microsoft.com/office/drawing/2016/5/13/chartex" xmlns:cx8="http://schemas.microsoft.com/office/drawing/2016/5/14/chartex" xmlns:mc="http://schemas.openxmlformats.org/markup-compatibility/2006" xmlns:aink="http://schemas.microsoft.com/office/drawing/2016/ink" xmlns:am3d="http://schemas.microsoft.com/office/drawing/2017/model3d" xmlns:o="urn:schemas-microsoft-com:office:office" xmlns:oel="http://schemas.microsoft.com/office/2019/extlst" xmlns:r="http://schemas.openxmlformats.org/officeDocument/2006/relationships" xmlns:m="http://schemas.openxmlformats.org/officeDocument/2006/math" xmlns:v="urn:schemas-microsoft-com:vml" xmlns:wp14="http://schemas.microsoft.com/office/word/2010/wordprocessingDrawing" xmlns:wp="http://schemas.openxmlformats.org/drawingml/2006/wordprocessingDrawing" xmlns:w10="urn:schemas-microsoft-com:office:word" xmlns:w="http://schemas.openxmlformats.org/wordprocessingml/2006/main" xmlns:w14="http://schemas.microsoft.com/office/word/2010/wordml" xmlns:w15="http://schemas.microsoft.com/office/word/2012/wordml" xmlns:w16cex="http://schemas.microsoft.com/office/word/2018/wordml/cex" xmlns:w16cid="http://schemas.microsoft.com/office/word/2016/wordml/cid" xmlns:w16="http://schemas.microsoft.com/office/word/2018/wordml" xmlns:w16du="http://schemas.microsoft.com/office/word/2023/wordml/word16du" xmlns:w16sdtdh="http://schemas.microsoft.com/office/word/2020/wordml/sdtdatahash" xmlns:w16sdtfl="http://schemas.microsoft.com/office/word/2024/wordml/sdtformatlock" xmlns:w16se="http://schemas.microsoft.com/office/word/2015/wordml/symex" xmlns:wpg="http://schemas.microsoft.com/office/word/2010/wordprocessingGroup" xmlns:wpi="http://schemas.microsoft.com/office/word/2010/wordprocessingInk" xmlns:wne="http://schemas.microsoft.com/office/word/2006/wordml" xmlns:wps="http://schemas.microsoft.com/office/word/2010/wordprocessingShape" mc:Ignorable="w14 w15 w16se w16cid w16 w16cex w16sdtdh w16sdtfl w16du wp14">
   <w:docParts>
     <w:docPart>
       <w:docPartPr>
@@ -4490,13 +3693,13 @@
 </file>
 
 <file path=word/glossary/fontTable.xml><?xml version="1.0" encoding="utf-8"?>
-<w:fonts xmlns:mc="http://schemas.openxmlformats.org/markup-compatibility/2006" xmlns:r="http://schemas.openxmlformats.org/officeDocument/2006/relationships" xmlns:w="http://schemas.openxmlformats.org/wordprocessingml/2006/main" xmlns:w14="http://schemas.microsoft.com/office/word/2010/wordml" xmlns:w15="http://schemas.microsoft.com/office/word/2012/wordml" xmlns:w16cex="http://schemas.microsoft.com/office/word/2018/wordml/cex" xmlns:w16cid="http://schemas.microsoft.com/office/word/2016/wordml/cid" xmlns:w16="http://schemas.microsoft.com/office/word/2018/wordml" xmlns:w16sdtdh="http://schemas.microsoft.com/office/word/2020/wordml/sdtdatahash" xmlns:w16se="http://schemas.microsoft.com/office/word/2015/wordml/symex" mc:Ignorable="w14 w15 w16se w16cid w16 w16cex w16sdtdh">
+<w:fonts xmlns:mc="http://schemas.openxmlformats.org/markup-compatibility/2006" xmlns:r="http://schemas.openxmlformats.org/officeDocument/2006/relationships" xmlns:w="http://schemas.openxmlformats.org/wordprocessingml/2006/main" xmlns:w14="http://schemas.microsoft.com/office/word/2010/wordml" xmlns:w15="http://schemas.microsoft.com/office/word/2012/wordml" xmlns:w16cex="http://schemas.microsoft.com/office/word/2018/wordml/cex" xmlns:w16cid="http://schemas.microsoft.com/office/word/2016/wordml/cid" xmlns:w16="http://schemas.microsoft.com/office/word/2018/wordml" xmlns:w16du="http://schemas.microsoft.com/office/word/2023/wordml/word16du" xmlns:w16sdtdh="http://schemas.microsoft.com/office/word/2020/wordml/sdtdatahash" xmlns:w16sdtfl="http://schemas.microsoft.com/office/word/2024/wordml/sdtformatlock" xmlns:w16se="http://schemas.microsoft.com/office/word/2015/wordml/symex" mc:Ignorable="w14 w15 w16se w16cid w16 w16cex w16sdtdh w16sdtfl w16du">
   <w:font w:name="Calibri">
     <w:panose1 w:val="020F0502020204030204"/>
     <w:charset w:val="00"/>
     <w:family w:val="swiss"/>
     <w:pitch w:val="variable"/>
-    <w:sig w:usb0="E4002EFF" w:usb1="C000247B" w:usb2="00000009" w:usb3="00000000" w:csb0="000001FF" w:csb1="00000000"/>
+    <w:sig w:usb0="E4002EFF" w:usb1="C200247B" w:usb2="00000009" w:usb3="00000000" w:csb0="000001FF" w:csb1="00000000"/>
   </w:font>
   <w:font w:name="Arial">
     <w:panose1 w:val="020B0604020202020204"/>
@@ -4553,13 +3756,25 @@
     <w:charset w:val="00"/>
     <w:family w:val="swiss"/>
     <w:pitch w:val="variable"/>
-    <w:sig w:usb0="E4002EFF" w:usb1="C000247B" w:usb2="00000009" w:usb3="00000000" w:csb0="000001FF" w:csb1="00000000"/>
+    <w:sig w:usb0="E4002EFF" w:usb1="C200247B" w:usb2="00000009" w:usb3="00000000" w:csb0="000001FF" w:csb1="00000000"/>
+  </w:font>
+  <w:font w:name="Aptos">
+    <w:charset w:val="00"/>
+    <w:family w:val="swiss"/>
+    <w:pitch w:val="variable"/>
+    <w:sig w:usb0="20000287" w:usb1="00000003" w:usb2="00000000" w:usb3="00000000" w:csb0="0000019F" w:csb1="00000000"/>
+  </w:font>
+  <w:font w:name="Aptos Display">
+    <w:charset w:val="00"/>
+    <w:family w:val="swiss"/>
+    <w:pitch w:val="variable"/>
+    <w:sig w:usb0="20000287" w:usb1="00000003" w:usb2="00000000" w:usb3="00000000" w:csb0="0000019F" w:csb1="00000000"/>
   </w:font>
 </w:fonts>
 </file>
 
 <file path=word/glossary/settings.xml><?xml version="1.0" encoding="utf-8"?>
-<w:settings xmlns:mc="http://schemas.openxmlformats.org/markup-compatibility/2006" xmlns:o="urn:schemas-microsoft-com:office:office" xmlns:r="http://schemas.openxmlformats.org/officeDocument/2006/relationships" xmlns:m="http://schemas.openxmlformats.org/officeDocument/2006/math" xmlns:v="urn:schemas-microsoft-com:vml" xmlns:w10="urn:schemas-microsoft-com:office:word" xmlns:w="http://schemas.openxmlformats.org/wordprocessingml/2006/main" xmlns:w14="http://schemas.microsoft.com/office/word/2010/wordml" xmlns:w15="http://schemas.microsoft.com/office/word/2012/wordml" xmlns:w16cex="http://schemas.microsoft.com/office/word/2018/wordml/cex" xmlns:w16cid="http://schemas.microsoft.com/office/word/2016/wordml/cid" xmlns:w16="http://schemas.microsoft.com/office/word/2018/wordml" xmlns:w16sdtdh="http://schemas.microsoft.com/office/word/2020/wordml/sdtdatahash" xmlns:w16se="http://schemas.microsoft.com/office/word/2015/wordml/symex" xmlns:sl="http://schemas.openxmlformats.org/schemaLibrary/2006/main" mc:Ignorable="w14 w15 w16se w16cid w16 w16cex w16sdtdh">
+<w:settings xmlns:mc="http://schemas.openxmlformats.org/markup-compatibility/2006" xmlns:o="urn:schemas-microsoft-com:office:office" xmlns:r="http://schemas.openxmlformats.org/officeDocument/2006/relationships" xmlns:m="http://schemas.openxmlformats.org/officeDocument/2006/math" xmlns:v="urn:schemas-microsoft-com:vml" xmlns:w10="urn:schemas-microsoft-com:office:word" xmlns:w="http://schemas.openxmlformats.org/wordprocessingml/2006/main" xmlns:w14="http://schemas.microsoft.com/office/word/2010/wordml" xmlns:w15="http://schemas.microsoft.com/office/word/2012/wordml" xmlns:w16cex="http://schemas.microsoft.com/office/word/2018/wordml/cex" xmlns:w16cid="http://schemas.microsoft.com/office/word/2016/wordml/cid" xmlns:w16="http://schemas.microsoft.com/office/word/2018/wordml" xmlns:w16du="http://schemas.microsoft.com/office/word/2023/wordml/word16du" xmlns:w16sdtdh="http://schemas.microsoft.com/office/word/2020/wordml/sdtdatahash" xmlns:w16sdtfl="http://schemas.microsoft.com/office/word/2024/wordml/sdtformatlock" xmlns:w16se="http://schemas.microsoft.com/office/word/2015/wordml/symex" xmlns:sl="http://schemas.openxmlformats.org/schemaLibrary/2006/main" mc:Ignorable="w14 w15 w16se w16cid w16 w16cex w16sdtdh w16sdtfl w16du">
   <w:view w:val="normal"/>
   <w:defaultTabStop w:val="720"/>
   <w:characterSpacingControl w:val="doNotCompress"/>
@@ -4574,12 +3789,18 @@
   </w:compat>
   <w:rsids>
     <w:rsidRoot w:val="009709E0"/>
+    <w:rsid w:val="00152426"/>
+    <w:rsid w:val="001569CF"/>
+    <w:rsid w:val="002C2F75"/>
     <w:rsid w:val="004A4847"/>
     <w:rsid w:val="005C3C2D"/>
     <w:rsid w:val="00714218"/>
     <w:rsid w:val="007323AF"/>
+    <w:rsid w:val="007C590C"/>
     <w:rsid w:val="009709E0"/>
     <w:rsid w:val="00B91938"/>
+    <w:rsid w:val="00F04B1E"/>
+    <w:rsid w:val="00F2425B"/>
   </w:rsids>
   <m:mathPr>
     <m:mathFont m:val="Cambria Math"/>
@@ -4603,7 +3824,7 @@
 </file>
 
 <file path=word/glossary/styles.xml><?xml version="1.0" encoding="utf-8"?>
-<w:styles xmlns:mc="http://schemas.openxmlformats.org/markup-compatibility/2006" xmlns:r="http://schemas.openxmlformats.org/officeDocument/2006/relationships" xmlns:w="http://schemas.openxmlformats.org/wordprocessingml/2006/main" xmlns:w14="http://schemas.microsoft.com/office/word/2010/wordml" xmlns:w15="http://schemas.microsoft.com/office/word/2012/wordml" xmlns:w16cex="http://schemas.microsoft.com/office/word/2018/wordml/cex" xmlns:w16cid="http://schemas.microsoft.com/office/word/2016/wordml/cid" xmlns:w16="http://schemas.microsoft.com/office/word/2018/wordml" xmlns:w16sdtdh="http://schemas.microsoft.com/office/word/2020/wordml/sdtdatahash" xmlns:w16se="http://schemas.microsoft.com/office/word/2015/wordml/symex" mc:Ignorable="w14 w15 w16se w16cid w16 w16cex w16sdtdh">
+<w:styles xmlns:mc="http://schemas.openxmlformats.org/markup-compatibility/2006" xmlns:r="http://schemas.openxmlformats.org/officeDocument/2006/relationships" xmlns:w="http://schemas.openxmlformats.org/wordprocessingml/2006/main" xmlns:w14="http://schemas.microsoft.com/office/word/2010/wordml" xmlns:w15="http://schemas.microsoft.com/office/word/2012/wordml" xmlns:w16cex="http://schemas.microsoft.com/office/word/2018/wordml/cex" xmlns:w16cid="http://schemas.microsoft.com/office/word/2016/wordml/cid" xmlns:w16="http://schemas.microsoft.com/office/word/2018/wordml" xmlns:w16du="http://schemas.microsoft.com/office/word/2023/wordml/word16du" xmlns:w16sdtdh="http://schemas.microsoft.com/office/word/2020/wordml/sdtdatahash" xmlns:w16sdtfl="http://schemas.microsoft.com/office/word/2024/wordml/sdtformatlock" xmlns:w16se="http://schemas.microsoft.com/office/word/2015/wordml/symex" mc:Ignorable="w14 w15 w16se w16cid w16 w16cex w16sdtdh w16sdtfl w16du">
   <w:docDefaults>
     <w:rPrDefault>
       <w:rPr>
@@ -5074,7 +4295,7 @@
 </file>
 
 <file path=word/glossary/webSettings.xml><?xml version="1.0" encoding="utf-8"?>
-<w:webSettings xmlns:mc="http://schemas.openxmlformats.org/markup-compatibility/2006" xmlns:r="http://schemas.openxmlformats.org/officeDocument/2006/relationships" xmlns:w="http://schemas.openxmlformats.org/wordprocessingml/2006/main" xmlns:w14="http://schemas.microsoft.com/office/word/2010/wordml" xmlns:w15="http://schemas.microsoft.com/office/word/2012/wordml" xmlns:w16cex="http://schemas.microsoft.com/office/word/2018/wordml/cex" xmlns:w16cid="http://schemas.microsoft.com/office/word/2016/wordml/cid" xmlns:w16="http://schemas.microsoft.com/office/word/2018/wordml" xmlns:w16sdtdh="http://schemas.microsoft.com/office/word/2020/wordml/sdtdatahash" xmlns:w16se="http://schemas.microsoft.com/office/word/2015/wordml/symex" mc:Ignorable="w14 w15 w16se w16cid w16 w16cex w16sdtdh">
+<w:webSettings xmlns:mc="http://schemas.openxmlformats.org/markup-compatibility/2006" xmlns:r="http://schemas.openxmlformats.org/officeDocument/2006/relationships" xmlns:w="http://schemas.openxmlformats.org/wordprocessingml/2006/main" xmlns:w14="http://schemas.microsoft.com/office/word/2010/wordml" xmlns:w15="http://schemas.microsoft.com/office/word/2012/wordml" xmlns:w16cex="http://schemas.microsoft.com/office/word/2018/wordml/cex" xmlns:w16cid="http://schemas.microsoft.com/office/word/2016/wordml/cid" xmlns:w16="http://schemas.microsoft.com/office/word/2018/wordml" xmlns:w16du="http://schemas.microsoft.com/office/word/2023/wordml/word16du" xmlns:w16sdtdh="http://schemas.microsoft.com/office/word/2020/wordml/sdtdatahash" xmlns:w16sdtfl="http://schemas.microsoft.com/office/word/2024/wordml/sdtformatlock" xmlns:w16se="http://schemas.microsoft.com/office/word/2015/wordml/symex" mc:Ignorable="w14 w15 w16se w16cid w16 w16cex w16sdtdh w16sdtfl w16du">
   <w:optimizeForBrowser/>
   <w:allowPNG/>
 </w:webSettings>
